--- a/clients/bst/crowdstrike/monthly/2026-03/BST-CrowdStrike-Activity-2026-03.docx
+++ b/clients/bst/crowdstrike/monthly/2026-03/BST-CrowdStrike-Activity-2026-03.docx
@@ -95,7 +95,7 @@
       <w:tr>
         <w:tc>
           <w:tcPr>
-            <w:tcW w:type="dxa" w:w="3744"/>
+            <w:tcW w:type="dxa" w:w="3528"/>
             <w:tcBorders>
               <w:top w:val="nil"/>
               <w:left w:val="nil"/>
@@ -133,7 +133,7 @@
         </w:tc>
         <w:tc>
           <w:tcPr>
-            <w:tcW w:type="dxa" w:w="3744"/>
+            <w:tcW w:type="dxa" w:w="3528"/>
             <w:tcBorders>
               <w:top w:val="nil"/>
               <w:left w:val="nil"/>
@@ -2487,7 +2487,7 @@
         </w:tc>
         <w:tc>
           <w:tcPr>
-            <w:tcW w:type="dxa" w:w="2592"/>
+            <w:tcW w:type="dxa" w:w="2448"/>
             <w:shd w:val="clear" w:color="auto" w:fill="006DB6"/>
             <w:tcBorders>
               <w:top w:val="single" w:sz="4" w:color="E9ECEF"/>
@@ -2514,7 +2514,7 @@
         </w:tc>
         <w:tc>
           <w:tcPr>
-            <w:tcW w:type="dxa" w:w="1872"/>
+            <w:tcW w:type="dxa" w:w="1728"/>
             <w:shd w:val="clear" w:color="auto" w:fill="006DB6"/>
             <w:tcBorders>
               <w:top w:val="single" w:sz="4" w:color="E9ECEF"/>
@@ -2541,7 +2541,7 @@
         </w:tc>
         <w:tc>
           <w:tcPr>
-            <w:tcW w:type="dxa" w:w="1872"/>
+            <w:tcW w:type="dxa" w:w="1728"/>
             <w:shd w:val="clear" w:color="auto" w:fill="006DB6"/>
             <w:tcBorders>
               <w:top w:val="single" w:sz="4" w:color="E9ECEF"/>
@@ -2617,7 +2617,7 @@
                 <w:color w:val="59595B"/>
                 <w:sz w:val="19"/>
               </w:rPr>
-              <w:t>2026-03-31</w:t>
+              <w:t>—</w:t>
             </w:r>
           </w:p>
         </w:tc>
@@ -2649,7 +2649,7 @@
         </w:tc>
         <w:tc>
           <w:tcPr>
-            <w:tcW w:type="dxa" w:w="2592"/>
+            <w:tcW w:type="dxa" w:w="2448"/>
             <w:tcBorders>
               <w:top w:val="single" w:sz="4" w:color="E9ECEF"/>
               <w:left w:val="single" w:sz="4" w:color="E9ECEF"/>
@@ -2675,7 +2675,7 @@
         </w:tc>
         <w:tc>
           <w:tcPr>
-            <w:tcW w:type="dxa" w:w="1872"/>
+            <w:tcW w:type="dxa" w:w="1728"/>
             <w:tcBorders>
               <w:top w:val="single" w:sz="4" w:color="E9ECEF"/>
               <w:left w:val="single" w:sz="4" w:color="E9ECEF"/>
@@ -2701,7 +2701,7 @@
         </w:tc>
         <w:tc>
           <w:tcPr>
-            <w:tcW w:type="dxa" w:w="1872"/>
+            <w:tcW w:type="dxa" w:w="1728"/>
             <w:tcBorders>
               <w:top w:val="single" w:sz="4" w:color="E9ECEF"/>
               <w:left w:val="single" w:sz="4" w:color="E9ECEF"/>
@@ -2776,7 +2776,7 @@
                 <w:color w:val="59595B"/>
                 <w:sz w:val="19"/>
               </w:rPr>
-              <w:t>2026-03-27</w:t>
+              <w:t>—</w:t>
             </w:r>
           </w:p>
         </w:tc>
@@ -2809,7 +2809,7 @@
         </w:tc>
         <w:tc>
           <w:tcPr>
-            <w:tcW w:type="dxa" w:w="2592"/>
+            <w:tcW w:type="dxa" w:w="2448"/>
             <w:shd w:val="clear" w:color="auto" w:fill="F8F9FA"/>
             <w:tcBorders>
               <w:top w:val="single" w:sz="4" w:color="E9ECEF"/>
@@ -2836,7 +2836,7 @@
         </w:tc>
         <w:tc>
           <w:tcPr>
-            <w:tcW w:type="dxa" w:w="1872"/>
+            <w:tcW w:type="dxa" w:w="1728"/>
             <w:shd w:val="clear" w:color="auto" w:fill="F8F9FA"/>
             <w:tcBorders>
               <w:top w:val="single" w:sz="4" w:color="E9ECEF"/>
@@ -2863,7 +2863,7 @@
         </w:tc>
         <w:tc>
           <w:tcPr>
-            <w:tcW w:type="dxa" w:w="1872"/>
+            <w:tcW w:type="dxa" w:w="1728"/>
             <w:shd w:val="clear" w:color="auto" w:fill="F8F9FA"/>
             <w:tcBorders>
               <w:top w:val="single" w:sz="4" w:color="E9ECEF"/>
@@ -2939,7 +2939,7 @@
                 <w:color w:val="59595B"/>
                 <w:sz w:val="19"/>
               </w:rPr>
-              <w:t>2026-03-31</w:t>
+              <w:t>—</w:t>
             </w:r>
           </w:p>
         </w:tc>
@@ -2971,7 +2971,7 @@
         </w:tc>
         <w:tc>
           <w:tcPr>
-            <w:tcW w:type="dxa" w:w="2592"/>
+            <w:tcW w:type="dxa" w:w="2448"/>
             <w:tcBorders>
               <w:top w:val="single" w:sz="4" w:color="E9ECEF"/>
               <w:left w:val="single" w:sz="4" w:color="E9ECEF"/>
@@ -2997,7 +2997,7 @@
         </w:tc>
         <w:tc>
           <w:tcPr>
-            <w:tcW w:type="dxa" w:w="1872"/>
+            <w:tcW w:type="dxa" w:w="1728"/>
             <w:tcBorders>
               <w:top w:val="single" w:sz="4" w:color="E9ECEF"/>
               <w:left w:val="single" w:sz="4" w:color="E9ECEF"/>
@@ -3023,7 +3023,7 @@
         </w:tc>
         <w:tc>
           <w:tcPr>
-            <w:tcW w:type="dxa" w:w="1872"/>
+            <w:tcW w:type="dxa" w:w="1728"/>
             <w:tcBorders>
               <w:top w:val="single" w:sz="4" w:color="E9ECEF"/>
               <w:left w:val="single" w:sz="4" w:color="E9ECEF"/>
@@ -3098,7 +3098,7 @@
                 <w:color w:val="59595B"/>
                 <w:sz w:val="19"/>
               </w:rPr>
-              <w:t>2026-03-31</w:t>
+              <w:t>—</w:t>
             </w:r>
           </w:p>
         </w:tc>
@@ -3131,7 +3131,7 @@
         </w:tc>
         <w:tc>
           <w:tcPr>
-            <w:tcW w:type="dxa" w:w="2592"/>
+            <w:tcW w:type="dxa" w:w="2448"/>
             <w:shd w:val="clear" w:color="auto" w:fill="F8F9FA"/>
             <w:tcBorders>
               <w:top w:val="single" w:sz="4" w:color="E9ECEF"/>
@@ -3158,7 +3158,7 @@
         </w:tc>
         <w:tc>
           <w:tcPr>
-            <w:tcW w:type="dxa" w:w="1872"/>
+            <w:tcW w:type="dxa" w:w="1728"/>
             <w:shd w:val="clear" w:color="auto" w:fill="F8F9FA"/>
             <w:tcBorders>
               <w:top w:val="single" w:sz="4" w:color="E9ECEF"/>
@@ -3185,7 +3185,7 @@
         </w:tc>
         <w:tc>
           <w:tcPr>
-            <w:tcW w:type="dxa" w:w="1872"/>
+            <w:tcW w:type="dxa" w:w="1728"/>
             <w:shd w:val="clear" w:color="auto" w:fill="F8F9FA"/>
             <w:tcBorders>
               <w:top w:val="single" w:sz="4" w:color="E9ECEF"/>
@@ -3261,7 +3261,7 @@
                 <w:color w:val="59595B"/>
                 <w:sz w:val="19"/>
               </w:rPr>
-              <w:t>2026-03-31</w:t>
+              <w:t>—</w:t>
             </w:r>
           </w:p>
         </w:tc>
@@ -3293,7 +3293,7 @@
         </w:tc>
         <w:tc>
           <w:tcPr>
-            <w:tcW w:type="dxa" w:w="2592"/>
+            <w:tcW w:type="dxa" w:w="2448"/>
             <w:tcBorders>
               <w:top w:val="single" w:sz="4" w:color="E9ECEF"/>
               <w:left w:val="single" w:sz="4" w:color="E9ECEF"/>
@@ -3319,7 +3319,7 @@
         </w:tc>
         <w:tc>
           <w:tcPr>
-            <w:tcW w:type="dxa" w:w="1872"/>
+            <w:tcW w:type="dxa" w:w="1728"/>
             <w:tcBorders>
               <w:top w:val="single" w:sz="4" w:color="E9ECEF"/>
               <w:left w:val="single" w:sz="4" w:color="E9ECEF"/>
@@ -3345,7 +3345,7 @@
         </w:tc>
         <w:tc>
           <w:tcPr>
-            <w:tcW w:type="dxa" w:w="1872"/>
+            <w:tcW w:type="dxa" w:w="1728"/>
             <w:tcBorders>
               <w:top w:val="single" w:sz="4" w:color="E9ECEF"/>
               <w:left w:val="single" w:sz="4" w:color="E9ECEF"/>
@@ -3420,7 +3420,7 @@
                 <w:color w:val="59595B"/>
                 <w:sz w:val="19"/>
               </w:rPr>
-              <w:t>2026-03-31</w:t>
+              <w:t>—</w:t>
             </w:r>
           </w:p>
         </w:tc>
@@ -3453,7 +3453,7 @@
         </w:tc>
         <w:tc>
           <w:tcPr>
-            <w:tcW w:type="dxa" w:w="2592"/>
+            <w:tcW w:type="dxa" w:w="2448"/>
             <w:shd w:val="clear" w:color="auto" w:fill="F8F9FA"/>
             <w:tcBorders>
               <w:top w:val="single" w:sz="4" w:color="E9ECEF"/>
@@ -3480,7 +3480,7 @@
         </w:tc>
         <w:tc>
           <w:tcPr>
-            <w:tcW w:type="dxa" w:w="1872"/>
+            <w:tcW w:type="dxa" w:w="1728"/>
             <w:shd w:val="clear" w:color="auto" w:fill="F8F9FA"/>
             <w:tcBorders>
               <w:top w:val="single" w:sz="4" w:color="E9ECEF"/>
@@ -3507,7 +3507,7 @@
         </w:tc>
         <w:tc>
           <w:tcPr>
-            <w:tcW w:type="dxa" w:w="1872"/>
+            <w:tcW w:type="dxa" w:w="1728"/>
             <w:shd w:val="clear" w:color="auto" w:fill="F8F9FA"/>
             <w:tcBorders>
               <w:top w:val="single" w:sz="4" w:color="E9ECEF"/>
@@ -3583,7 +3583,7 @@
                 <w:color w:val="59595B"/>
                 <w:sz w:val="19"/>
               </w:rPr>
-              <w:t>2026-03-31</w:t>
+              <w:t>—</w:t>
             </w:r>
           </w:p>
         </w:tc>
@@ -3615,7 +3615,7 @@
         </w:tc>
         <w:tc>
           <w:tcPr>
-            <w:tcW w:type="dxa" w:w="2592"/>
+            <w:tcW w:type="dxa" w:w="2448"/>
             <w:tcBorders>
               <w:top w:val="single" w:sz="4" w:color="E9ECEF"/>
               <w:left w:val="single" w:sz="4" w:color="E9ECEF"/>
@@ -3641,7 +3641,7 @@
         </w:tc>
         <w:tc>
           <w:tcPr>
-            <w:tcW w:type="dxa" w:w="1872"/>
+            <w:tcW w:type="dxa" w:w="1728"/>
             <w:tcBorders>
               <w:top w:val="single" w:sz="4" w:color="E9ECEF"/>
               <w:left w:val="single" w:sz="4" w:color="E9ECEF"/>
@@ -3667,7 +3667,7 @@
         </w:tc>
         <w:tc>
           <w:tcPr>
-            <w:tcW w:type="dxa" w:w="1872"/>
+            <w:tcW w:type="dxa" w:w="1728"/>
             <w:tcBorders>
               <w:top w:val="single" w:sz="4" w:color="E9ECEF"/>
               <w:left w:val="single" w:sz="4" w:color="E9ECEF"/>
@@ -3742,7 +3742,7 @@
                 <w:color w:val="59595B"/>
                 <w:sz w:val="19"/>
               </w:rPr>
-              <w:t>2026-03-31</w:t>
+              <w:t>—</w:t>
             </w:r>
           </w:p>
         </w:tc>
@@ -3775,7 +3775,7 @@
         </w:tc>
         <w:tc>
           <w:tcPr>
-            <w:tcW w:type="dxa" w:w="2592"/>
+            <w:tcW w:type="dxa" w:w="2448"/>
             <w:shd w:val="clear" w:color="auto" w:fill="F8F9FA"/>
             <w:tcBorders>
               <w:top w:val="single" w:sz="4" w:color="E9ECEF"/>
@@ -3802,7 +3802,7 @@
         </w:tc>
         <w:tc>
           <w:tcPr>
-            <w:tcW w:type="dxa" w:w="1872"/>
+            <w:tcW w:type="dxa" w:w="1728"/>
             <w:shd w:val="clear" w:color="auto" w:fill="F8F9FA"/>
             <w:tcBorders>
               <w:top w:val="single" w:sz="4" w:color="E9ECEF"/>
@@ -3829,7 +3829,7 @@
         </w:tc>
         <w:tc>
           <w:tcPr>
-            <w:tcW w:type="dxa" w:w="1872"/>
+            <w:tcW w:type="dxa" w:w="1728"/>
             <w:shd w:val="clear" w:color="auto" w:fill="F8F9FA"/>
             <w:tcBorders>
               <w:top w:val="single" w:sz="4" w:color="E9ECEF"/>
@@ -3905,7 +3905,7 @@
                 <w:color w:val="59595B"/>
                 <w:sz w:val="19"/>
               </w:rPr>
-              <w:t>2026-03-31</w:t>
+              <w:t>—</w:t>
             </w:r>
           </w:p>
         </w:tc>
@@ -3937,7 +3937,7 @@
         </w:tc>
         <w:tc>
           <w:tcPr>
-            <w:tcW w:type="dxa" w:w="2592"/>
+            <w:tcW w:type="dxa" w:w="2448"/>
             <w:tcBorders>
               <w:top w:val="single" w:sz="4" w:color="E9ECEF"/>
               <w:left w:val="single" w:sz="4" w:color="E9ECEF"/>
@@ -3963,7 +3963,7 @@
         </w:tc>
         <w:tc>
           <w:tcPr>
-            <w:tcW w:type="dxa" w:w="1872"/>
+            <w:tcW w:type="dxa" w:w="1728"/>
             <w:tcBorders>
               <w:top w:val="single" w:sz="4" w:color="E9ECEF"/>
               <w:left w:val="single" w:sz="4" w:color="E9ECEF"/>
@@ -3989,7 +3989,7 @@
         </w:tc>
         <w:tc>
           <w:tcPr>
-            <w:tcW w:type="dxa" w:w="1872"/>
+            <w:tcW w:type="dxa" w:w="1728"/>
             <w:tcBorders>
               <w:top w:val="single" w:sz="4" w:color="E9ECEF"/>
               <w:left w:val="single" w:sz="4" w:color="E9ECEF"/>
@@ -4064,7 +4064,7 @@
                 <w:color w:val="59595B"/>
                 <w:sz w:val="19"/>
               </w:rPr>
-              <w:t>2026-03-31</w:t>
+              <w:t>—</w:t>
             </w:r>
           </w:p>
         </w:tc>
@@ -4097,7 +4097,7 @@
         </w:tc>
         <w:tc>
           <w:tcPr>
-            <w:tcW w:type="dxa" w:w="2592"/>
+            <w:tcW w:type="dxa" w:w="2448"/>
             <w:shd w:val="clear" w:color="auto" w:fill="F8F9FA"/>
             <w:tcBorders>
               <w:top w:val="single" w:sz="4" w:color="E9ECEF"/>
@@ -4124,7 +4124,7 @@
         </w:tc>
         <w:tc>
           <w:tcPr>
-            <w:tcW w:type="dxa" w:w="1872"/>
+            <w:tcW w:type="dxa" w:w="1728"/>
             <w:shd w:val="clear" w:color="auto" w:fill="F8F9FA"/>
             <w:tcBorders>
               <w:top w:val="single" w:sz="4" w:color="E9ECEF"/>
@@ -4151,7 +4151,7 @@
         </w:tc>
         <w:tc>
           <w:tcPr>
-            <w:tcW w:type="dxa" w:w="1872"/>
+            <w:tcW w:type="dxa" w:w="1728"/>
             <w:shd w:val="clear" w:color="auto" w:fill="F8F9FA"/>
             <w:tcBorders>
               <w:top w:val="single" w:sz="4" w:color="E9ECEF"/>
@@ -4227,7 +4227,7 @@
                 <w:color w:val="59595B"/>
                 <w:sz w:val="19"/>
               </w:rPr>
-              <w:t>2026-03-17</w:t>
+              <w:t>—</w:t>
             </w:r>
           </w:p>
         </w:tc>
@@ -4259,7 +4259,7 @@
         </w:tc>
         <w:tc>
           <w:tcPr>
-            <w:tcW w:type="dxa" w:w="2592"/>
+            <w:tcW w:type="dxa" w:w="2448"/>
             <w:tcBorders>
               <w:top w:val="single" w:sz="4" w:color="E9ECEF"/>
               <w:left w:val="single" w:sz="4" w:color="E9ECEF"/>
@@ -4285,7 +4285,7 @@
         </w:tc>
         <w:tc>
           <w:tcPr>
-            <w:tcW w:type="dxa" w:w="1872"/>
+            <w:tcW w:type="dxa" w:w="1728"/>
             <w:tcBorders>
               <w:top w:val="single" w:sz="4" w:color="E9ECEF"/>
               <w:left w:val="single" w:sz="4" w:color="E9ECEF"/>
@@ -4311,7 +4311,7 @@
         </w:tc>
         <w:tc>
           <w:tcPr>
-            <w:tcW w:type="dxa" w:w="1872"/>
+            <w:tcW w:type="dxa" w:w="1728"/>
             <w:tcBorders>
               <w:top w:val="single" w:sz="4" w:color="E9ECEF"/>
               <w:left w:val="single" w:sz="4" w:color="E9ECEF"/>
@@ -4386,7 +4386,7 @@
                 <w:color w:val="59595B"/>
                 <w:sz w:val="19"/>
               </w:rPr>
-              <w:t>2026-03-31</w:t>
+              <w:t>—</w:t>
             </w:r>
           </w:p>
         </w:tc>
@@ -4419,7 +4419,7 @@
         </w:tc>
         <w:tc>
           <w:tcPr>
-            <w:tcW w:type="dxa" w:w="2592"/>
+            <w:tcW w:type="dxa" w:w="2448"/>
             <w:shd w:val="clear" w:color="auto" w:fill="F8F9FA"/>
             <w:tcBorders>
               <w:top w:val="single" w:sz="4" w:color="E9ECEF"/>
@@ -4446,7 +4446,7 @@
         </w:tc>
         <w:tc>
           <w:tcPr>
-            <w:tcW w:type="dxa" w:w="1872"/>
+            <w:tcW w:type="dxa" w:w="1728"/>
             <w:shd w:val="clear" w:color="auto" w:fill="F8F9FA"/>
             <w:tcBorders>
               <w:top w:val="single" w:sz="4" w:color="E9ECEF"/>
@@ -4473,7 +4473,7 @@
         </w:tc>
         <w:tc>
           <w:tcPr>
-            <w:tcW w:type="dxa" w:w="1872"/>
+            <w:tcW w:type="dxa" w:w="1728"/>
             <w:shd w:val="clear" w:color="auto" w:fill="F8F9FA"/>
             <w:tcBorders>
               <w:top w:val="single" w:sz="4" w:color="E9ECEF"/>
@@ -4549,7 +4549,7 @@
                 <w:color w:val="59595B"/>
                 <w:sz w:val="19"/>
               </w:rPr>
-              <w:t>2026-03-26</w:t>
+              <w:t>—</w:t>
             </w:r>
           </w:p>
         </w:tc>
@@ -4581,7 +4581,7 @@
         </w:tc>
         <w:tc>
           <w:tcPr>
-            <w:tcW w:type="dxa" w:w="2592"/>
+            <w:tcW w:type="dxa" w:w="2448"/>
             <w:tcBorders>
               <w:top w:val="single" w:sz="4" w:color="E9ECEF"/>
               <w:left w:val="single" w:sz="4" w:color="E9ECEF"/>
@@ -4607,7 +4607,7 @@
         </w:tc>
         <w:tc>
           <w:tcPr>
-            <w:tcW w:type="dxa" w:w="1872"/>
+            <w:tcW w:type="dxa" w:w="1728"/>
             <w:tcBorders>
               <w:top w:val="single" w:sz="4" w:color="E9ECEF"/>
               <w:left w:val="single" w:sz="4" w:color="E9ECEF"/>
@@ -4633,7 +4633,7 @@
         </w:tc>
         <w:tc>
           <w:tcPr>
-            <w:tcW w:type="dxa" w:w="1872"/>
+            <w:tcW w:type="dxa" w:w="1728"/>
             <w:tcBorders>
               <w:top w:val="single" w:sz="4" w:color="E9ECEF"/>
               <w:left w:val="single" w:sz="4" w:color="E9ECEF"/>
@@ -4708,7 +4708,7 @@
                 <w:color w:val="59595B"/>
                 <w:sz w:val="19"/>
               </w:rPr>
-              <w:t>2026-03-25</w:t>
+              <w:t>—</w:t>
             </w:r>
           </w:p>
         </w:tc>
@@ -4741,7 +4741,7 @@
         </w:tc>
         <w:tc>
           <w:tcPr>
-            <w:tcW w:type="dxa" w:w="2592"/>
+            <w:tcW w:type="dxa" w:w="2448"/>
             <w:shd w:val="clear" w:color="auto" w:fill="F8F9FA"/>
             <w:tcBorders>
               <w:top w:val="single" w:sz="4" w:color="E9ECEF"/>
@@ -4768,7 +4768,7 @@
         </w:tc>
         <w:tc>
           <w:tcPr>
-            <w:tcW w:type="dxa" w:w="1872"/>
+            <w:tcW w:type="dxa" w:w="1728"/>
             <w:shd w:val="clear" w:color="auto" w:fill="F8F9FA"/>
             <w:tcBorders>
               <w:top w:val="single" w:sz="4" w:color="E9ECEF"/>
@@ -4795,7 +4795,7 @@
         </w:tc>
         <w:tc>
           <w:tcPr>
-            <w:tcW w:type="dxa" w:w="1872"/>
+            <w:tcW w:type="dxa" w:w="1728"/>
             <w:shd w:val="clear" w:color="auto" w:fill="F8F9FA"/>
             <w:tcBorders>
               <w:top w:val="single" w:sz="4" w:color="E9ECEF"/>
@@ -4871,7 +4871,7 @@
                 <w:color w:val="59595B"/>
                 <w:sz w:val="19"/>
               </w:rPr>
-              <w:t>2026-03-31</w:t>
+              <w:t>—</w:t>
             </w:r>
           </w:p>
         </w:tc>
@@ -4903,7 +4903,7 @@
         </w:tc>
         <w:tc>
           <w:tcPr>
-            <w:tcW w:type="dxa" w:w="2592"/>
+            <w:tcW w:type="dxa" w:w="2448"/>
             <w:tcBorders>
               <w:top w:val="single" w:sz="4" w:color="E9ECEF"/>
               <w:left w:val="single" w:sz="4" w:color="E9ECEF"/>
@@ -4929,7 +4929,7 @@
         </w:tc>
         <w:tc>
           <w:tcPr>
-            <w:tcW w:type="dxa" w:w="1872"/>
+            <w:tcW w:type="dxa" w:w="1728"/>
             <w:tcBorders>
               <w:top w:val="single" w:sz="4" w:color="E9ECEF"/>
               <w:left w:val="single" w:sz="4" w:color="E9ECEF"/>
@@ -4955,7 +4955,7 @@
         </w:tc>
         <w:tc>
           <w:tcPr>
-            <w:tcW w:type="dxa" w:w="1872"/>
+            <w:tcW w:type="dxa" w:w="1728"/>
             <w:tcBorders>
               <w:top w:val="single" w:sz="4" w:color="E9ECEF"/>
               <w:left w:val="single" w:sz="4" w:color="E9ECEF"/>
@@ -5030,7 +5030,7 @@
                 <w:color w:val="59595B"/>
                 <w:sz w:val="19"/>
               </w:rPr>
-              <w:t>2026-03-31</w:t>
+              <w:t>—</w:t>
             </w:r>
           </w:p>
         </w:tc>
@@ -5063,7 +5063,7 @@
         </w:tc>
         <w:tc>
           <w:tcPr>
-            <w:tcW w:type="dxa" w:w="2592"/>
+            <w:tcW w:type="dxa" w:w="2448"/>
             <w:shd w:val="clear" w:color="auto" w:fill="F8F9FA"/>
             <w:tcBorders>
               <w:top w:val="single" w:sz="4" w:color="E9ECEF"/>
@@ -5090,7 +5090,7 @@
         </w:tc>
         <w:tc>
           <w:tcPr>
-            <w:tcW w:type="dxa" w:w="1872"/>
+            <w:tcW w:type="dxa" w:w="1728"/>
             <w:shd w:val="clear" w:color="auto" w:fill="F8F9FA"/>
             <w:tcBorders>
               <w:top w:val="single" w:sz="4" w:color="E9ECEF"/>
@@ -5117,7 +5117,7 @@
         </w:tc>
         <w:tc>
           <w:tcPr>
-            <w:tcW w:type="dxa" w:w="1872"/>
+            <w:tcW w:type="dxa" w:w="1728"/>
             <w:shd w:val="clear" w:color="auto" w:fill="F8F9FA"/>
             <w:tcBorders>
               <w:top w:val="single" w:sz="4" w:color="E9ECEF"/>
@@ -5193,7 +5193,7 @@
                 <w:color w:val="59595B"/>
                 <w:sz w:val="19"/>
               </w:rPr>
-              <w:t>2026-03-25</w:t>
+              <w:t>—</w:t>
             </w:r>
           </w:p>
         </w:tc>
@@ -5225,7 +5225,7 @@
         </w:tc>
         <w:tc>
           <w:tcPr>
-            <w:tcW w:type="dxa" w:w="2592"/>
+            <w:tcW w:type="dxa" w:w="2448"/>
             <w:tcBorders>
               <w:top w:val="single" w:sz="4" w:color="E9ECEF"/>
               <w:left w:val="single" w:sz="4" w:color="E9ECEF"/>
@@ -5251,7 +5251,7 @@
         </w:tc>
         <w:tc>
           <w:tcPr>
-            <w:tcW w:type="dxa" w:w="1872"/>
+            <w:tcW w:type="dxa" w:w="1728"/>
             <w:tcBorders>
               <w:top w:val="single" w:sz="4" w:color="E9ECEF"/>
               <w:left w:val="single" w:sz="4" w:color="E9ECEF"/>
@@ -5277,7 +5277,7 @@
         </w:tc>
         <w:tc>
           <w:tcPr>
-            <w:tcW w:type="dxa" w:w="1872"/>
+            <w:tcW w:type="dxa" w:w="1728"/>
             <w:tcBorders>
               <w:top w:val="single" w:sz="4" w:color="E9ECEF"/>
               <w:left w:val="single" w:sz="4" w:color="E9ECEF"/>
@@ -5352,7 +5352,7 @@
                 <w:color w:val="59595B"/>
                 <w:sz w:val="19"/>
               </w:rPr>
-              <w:t>2026-03-31</w:t>
+              <w:t>—</w:t>
             </w:r>
           </w:p>
         </w:tc>
@@ -5385,7 +5385,7 @@
         </w:tc>
         <w:tc>
           <w:tcPr>
-            <w:tcW w:type="dxa" w:w="2592"/>
+            <w:tcW w:type="dxa" w:w="2448"/>
             <w:shd w:val="clear" w:color="auto" w:fill="F8F9FA"/>
             <w:tcBorders>
               <w:top w:val="single" w:sz="4" w:color="E9ECEF"/>
@@ -5412,7 +5412,7 @@
         </w:tc>
         <w:tc>
           <w:tcPr>
-            <w:tcW w:type="dxa" w:w="1872"/>
+            <w:tcW w:type="dxa" w:w="1728"/>
             <w:shd w:val="clear" w:color="auto" w:fill="F8F9FA"/>
             <w:tcBorders>
               <w:top w:val="single" w:sz="4" w:color="E9ECEF"/>
@@ -5439,7 +5439,7 @@
         </w:tc>
         <w:tc>
           <w:tcPr>
-            <w:tcW w:type="dxa" w:w="1872"/>
+            <w:tcW w:type="dxa" w:w="1728"/>
             <w:shd w:val="clear" w:color="auto" w:fill="F8F9FA"/>
             <w:tcBorders>
               <w:top w:val="single" w:sz="4" w:color="E9ECEF"/>
@@ -5515,7 +5515,7 @@
                 <w:color w:val="59595B"/>
                 <w:sz w:val="19"/>
               </w:rPr>
-              <w:t>2026-03-24</w:t>
+              <w:t>—</w:t>
             </w:r>
           </w:p>
         </w:tc>
@@ -5547,7 +5547,7 @@
         </w:tc>
         <w:tc>
           <w:tcPr>
-            <w:tcW w:type="dxa" w:w="2592"/>
+            <w:tcW w:type="dxa" w:w="2448"/>
             <w:tcBorders>
               <w:top w:val="single" w:sz="4" w:color="E9ECEF"/>
               <w:left w:val="single" w:sz="4" w:color="E9ECEF"/>
@@ -5573,7 +5573,7 @@
         </w:tc>
         <w:tc>
           <w:tcPr>
-            <w:tcW w:type="dxa" w:w="1872"/>
+            <w:tcW w:type="dxa" w:w="1728"/>
             <w:tcBorders>
               <w:top w:val="single" w:sz="4" w:color="E9ECEF"/>
               <w:left w:val="single" w:sz="4" w:color="E9ECEF"/>
@@ -5599,7 +5599,7 @@
         </w:tc>
         <w:tc>
           <w:tcPr>
-            <w:tcW w:type="dxa" w:w="1872"/>
+            <w:tcW w:type="dxa" w:w="1728"/>
             <w:tcBorders>
               <w:top w:val="single" w:sz="4" w:color="E9ECEF"/>
               <w:left w:val="single" w:sz="4" w:color="E9ECEF"/>
@@ -5674,7 +5674,7 @@
                 <w:color w:val="59595B"/>
                 <w:sz w:val="19"/>
               </w:rPr>
-              <w:t>2026-03-31</w:t>
+              <w:t>—</w:t>
             </w:r>
           </w:p>
         </w:tc>
@@ -5707,7 +5707,7 @@
         </w:tc>
         <w:tc>
           <w:tcPr>
-            <w:tcW w:type="dxa" w:w="2592"/>
+            <w:tcW w:type="dxa" w:w="2448"/>
             <w:shd w:val="clear" w:color="auto" w:fill="F8F9FA"/>
             <w:tcBorders>
               <w:top w:val="single" w:sz="4" w:color="E9ECEF"/>
@@ -5734,7 +5734,7 @@
         </w:tc>
         <w:tc>
           <w:tcPr>
-            <w:tcW w:type="dxa" w:w="1872"/>
+            <w:tcW w:type="dxa" w:w="1728"/>
             <w:shd w:val="clear" w:color="auto" w:fill="F8F9FA"/>
             <w:tcBorders>
               <w:top w:val="single" w:sz="4" w:color="E9ECEF"/>
@@ -5761,7 +5761,7 @@
         </w:tc>
         <w:tc>
           <w:tcPr>
-            <w:tcW w:type="dxa" w:w="1872"/>
+            <w:tcW w:type="dxa" w:w="1728"/>
             <w:shd w:val="clear" w:color="auto" w:fill="F8F9FA"/>
             <w:tcBorders>
               <w:top w:val="single" w:sz="4" w:color="E9ECEF"/>
@@ -5837,7 +5837,7 @@
                 <w:color w:val="59595B"/>
                 <w:sz w:val="19"/>
               </w:rPr>
-              <w:t>2026-03-31</w:t>
+              <w:t>—</w:t>
             </w:r>
           </w:p>
         </w:tc>
@@ -5869,7 +5869,7 @@
         </w:tc>
         <w:tc>
           <w:tcPr>
-            <w:tcW w:type="dxa" w:w="2592"/>
+            <w:tcW w:type="dxa" w:w="2448"/>
             <w:tcBorders>
               <w:top w:val="single" w:sz="4" w:color="E9ECEF"/>
               <w:left w:val="single" w:sz="4" w:color="E9ECEF"/>
@@ -5895,7 +5895,7 @@
         </w:tc>
         <w:tc>
           <w:tcPr>
-            <w:tcW w:type="dxa" w:w="1872"/>
+            <w:tcW w:type="dxa" w:w="1728"/>
             <w:tcBorders>
               <w:top w:val="single" w:sz="4" w:color="E9ECEF"/>
               <w:left w:val="single" w:sz="4" w:color="E9ECEF"/>
@@ -5921,7 +5921,7 @@
         </w:tc>
         <w:tc>
           <w:tcPr>
-            <w:tcW w:type="dxa" w:w="1872"/>
+            <w:tcW w:type="dxa" w:w="1728"/>
             <w:tcBorders>
               <w:top w:val="single" w:sz="4" w:color="E9ECEF"/>
               <w:left w:val="single" w:sz="4" w:color="E9ECEF"/>
@@ -5996,7 +5996,7 @@
                 <w:color w:val="59595B"/>
                 <w:sz w:val="19"/>
               </w:rPr>
-              <w:t>2026-03-31</w:t>
+              <w:t>—</w:t>
             </w:r>
           </w:p>
         </w:tc>
@@ -6029,7 +6029,7 @@
         </w:tc>
         <w:tc>
           <w:tcPr>
-            <w:tcW w:type="dxa" w:w="2592"/>
+            <w:tcW w:type="dxa" w:w="2448"/>
             <w:shd w:val="clear" w:color="auto" w:fill="F8F9FA"/>
             <w:tcBorders>
               <w:top w:val="single" w:sz="4" w:color="E9ECEF"/>
@@ -6056,7 +6056,7 @@
         </w:tc>
         <w:tc>
           <w:tcPr>
-            <w:tcW w:type="dxa" w:w="1872"/>
+            <w:tcW w:type="dxa" w:w="1728"/>
             <w:shd w:val="clear" w:color="auto" w:fill="F8F9FA"/>
             <w:tcBorders>
               <w:top w:val="single" w:sz="4" w:color="E9ECEF"/>
@@ -6083,7 +6083,7 @@
         </w:tc>
         <w:tc>
           <w:tcPr>
-            <w:tcW w:type="dxa" w:w="1872"/>
+            <w:tcW w:type="dxa" w:w="1728"/>
             <w:shd w:val="clear" w:color="auto" w:fill="F8F9FA"/>
             <w:tcBorders>
               <w:top w:val="single" w:sz="4" w:color="E9ECEF"/>
@@ -6159,7 +6159,7 @@
                 <w:color w:val="59595B"/>
                 <w:sz w:val="19"/>
               </w:rPr>
-              <w:t>2026-03-31</w:t>
+              <w:t>—</w:t>
             </w:r>
           </w:p>
         </w:tc>
@@ -6191,7 +6191,7 @@
         </w:tc>
         <w:tc>
           <w:tcPr>
-            <w:tcW w:type="dxa" w:w="2592"/>
+            <w:tcW w:type="dxa" w:w="2448"/>
             <w:tcBorders>
               <w:top w:val="single" w:sz="4" w:color="E9ECEF"/>
               <w:left w:val="single" w:sz="4" w:color="E9ECEF"/>
@@ -6217,7 +6217,7 @@
         </w:tc>
         <w:tc>
           <w:tcPr>
-            <w:tcW w:type="dxa" w:w="1872"/>
+            <w:tcW w:type="dxa" w:w="1728"/>
             <w:tcBorders>
               <w:top w:val="single" w:sz="4" w:color="E9ECEF"/>
               <w:left w:val="single" w:sz="4" w:color="E9ECEF"/>
@@ -6243,7 +6243,7 @@
         </w:tc>
         <w:tc>
           <w:tcPr>
-            <w:tcW w:type="dxa" w:w="1872"/>
+            <w:tcW w:type="dxa" w:w="1728"/>
             <w:tcBorders>
               <w:top w:val="single" w:sz="4" w:color="E9ECEF"/>
               <w:left w:val="single" w:sz="4" w:color="E9ECEF"/>
@@ -6318,7 +6318,7 @@
                 <w:color w:val="59595B"/>
                 <w:sz w:val="19"/>
               </w:rPr>
-              <w:t>2026-03-31</w:t>
+              <w:t>—</w:t>
             </w:r>
           </w:p>
         </w:tc>
@@ -6351,7 +6351,7 @@
         </w:tc>
         <w:tc>
           <w:tcPr>
-            <w:tcW w:type="dxa" w:w="2592"/>
+            <w:tcW w:type="dxa" w:w="2448"/>
             <w:shd w:val="clear" w:color="auto" w:fill="F8F9FA"/>
             <w:tcBorders>
               <w:top w:val="single" w:sz="4" w:color="E9ECEF"/>
@@ -6378,7 +6378,7 @@
         </w:tc>
         <w:tc>
           <w:tcPr>
-            <w:tcW w:type="dxa" w:w="1872"/>
+            <w:tcW w:type="dxa" w:w="1728"/>
             <w:shd w:val="clear" w:color="auto" w:fill="F8F9FA"/>
             <w:tcBorders>
               <w:top w:val="single" w:sz="4" w:color="E9ECEF"/>
@@ -6405,7 +6405,7 @@
         </w:tc>
         <w:tc>
           <w:tcPr>
-            <w:tcW w:type="dxa" w:w="1872"/>
+            <w:tcW w:type="dxa" w:w="1728"/>
             <w:shd w:val="clear" w:color="auto" w:fill="F8F9FA"/>
             <w:tcBorders>
               <w:top w:val="single" w:sz="4" w:color="E9ECEF"/>
@@ -6481,7 +6481,7 @@
                 <w:color w:val="59595B"/>
                 <w:sz w:val="19"/>
               </w:rPr>
-              <w:t>2026-03-31</w:t>
+              <w:t>—</w:t>
             </w:r>
           </w:p>
         </w:tc>
@@ -6513,7 +6513,7 @@
         </w:tc>
         <w:tc>
           <w:tcPr>
-            <w:tcW w:type="dxa" w:w="2592"/>
+            <w:tcW w:type="dxa" w:w="2448"/>
             <w:tcBorders>
               <w:top w:val="single" w:sz="4" w:color="E9ECEF"/>
               <w:left w:val="single" w:sz="4" w:color="E9ECEF"/>
@@ -6539,7 +6539,7 @@
         </w:tc>
         <w:tc>
           <w:tcPr>
-            <w:tcW w:type="dxa" w:w="1872"/>
+            <w:tcW w:type="dxa" w:w="1728"/>
             <w:tcBorders>
               <w:top w:val="single" w:sz="4" w:color="E9ECEF"/>
               <w:left w:val="single" w:sz="4" w:color="E9ECEF"/>
@@ -6565,7 +6565,7 @@
         </w:tc>
         <w:tc>
           <w:tcPr>
-            <w:tcW w:type="dxa" w:w="1872"/>
+            <w:tcW w:type="dxa" w:w="1728"/>
             <w:tcBorders>
               <w:top w:val="single" w:sz="4" w:color="E9ECEF"/>
               <w:left w:val="single" w:sz="4" w:color="E9ECEF"/>
@@ -6640,7 +6640,7 @@
                 <w:color w:val="59595B"/>
                 <w:sz w:val="19"/>
               </w:rPr>
-              <w:t>2026-03-31</w:t>
+              <w:t>—</w:t>
             </w:r>
           </w:p>
         </w:tc>
@@ -6673,7 +6673,7 @@
         </w:tc>
         <w:tc>
           <w:tcPr>
-            <w:tcW w:type="dxa" w:w="2592"/>
+            <w:tcW w:type="dxa" w:w="2448"/>
             <w:shd w:val="clear" w:color="auto" w:fill="F8F9FA"/>
             <w:tcBorders>
               <w:top w:val="single" w:sz="4" w:color="E9ECEF"/>
@@ -6700,7 +6700,7 @@
         </w:tc>
         <w:tc>
           <w:tcPr>
-            <w:tcW w:type="dxa" w:w="1872"/>
+            <w:tcW w:type="dxa" w:w="1728"/>
             <w:shd w:val="clear" w:color="auto" w:fill="F8F9FA"/>
             <w:tcBorders>
               <w:top w:val="single" w:sz="4" w:color="E9ECEF"/>
@@ -6727,7 +6727,7 @@
         </w:tc>
         <w:tc>
           <w:tcPr>
-            <w:tcW w:type="dxa" w:w="1872"/>
+            <w:tcW w:type="dxa" w:w="1728"/>
             <w:shd w:val="clear" w:color="auto" w:fill="F8F9FA"/>
             <w:tcBorders>
               <w:top w:val="single" w:sz="4" w:color="E9ECEF"/>
@@ -6803,7 +6803,7 @@
                 <w:color w:val="59595B"/>
                 <w:sz w:val="19"/>
               </w:rPr>
-              <w:t>2026-03-24</w:t>
+              <w:t>—</w:t>
             </w:r>
           </w:p>
         </w:tc>
@@ -6835,7 +6835,7 @@
         </w:tc>
         <w:tc>
           <w:tcPr>
-            <w:tcW w:type="dxa" w:w="2592"/>
+            <w:tcW w:type="dxa" w:w="2448"/>
             <w:tcBorders>
               <w:top w:val="single" w:sz="4" w:color="E9ECEF"/>
               <w:left w:val="single" w:sz="4" w:color="E9ECEF"/>
@@ -6861,7 +6861,7 @@
         </w:tc>
         <w:tc>
           <w:tcPr>
-            <w:tcW w:type="dxa" w:w="1872"/>
+            <w:tcW w:type="dxa" w:w="1728"/>
             <w:tcBorders>
               <w:top w:val="single" w:sz="4" w:color="E9ECEF"/>
               <w:left w:val="single" w:sz="4" w:color="E9ECEF"/>
@@ -6887,7 +6887,7 @@
         </w:tc>
         <w:tc>
           <w:tcPr>
-            <w:tcW w:type="dxa" w:w="1872"/>
+            <w:tcW w:type="dxa" w:w="1728"/>
             <w:tcBorders>
               <w:top w:val="single" w:sz="4" w:color="E9ECEF"/>
               <w:left w:val="single" w:sz="4" w:color="E9ECEF"/>
@@ -6962,7 +6962,7 @@
                 <w:color w:val="59595B"/>
                 <w:sz w:val="19"/>
               </w:rPr>
-              <w:t>2026-03-31</w:t>
+              <w:t>—</w:t>
             </w:r>
           </w:p>
         </w:tc>
@@ -6995,7 +6995,7 @@
         </w:tc>
         <w:tc>
           <w:tcPr>
-            <w:tcW w:type="dxa" w:w="2592"/>
+            <w:tcW w:type="dxa" w:w="2448"/>
             <w:shd w:val="clear" w:color="auto" w:fill="F8F9FA"/>
             <w:tcBorders>
               <w:top w:val="single" w:sz="4" w:color="E9ECEF"/>
@@ -7022,7 +7022,7 @@
         </w:tc>
         <w:tc>
           <w:tcPr>
-            <w:tcW w:type="dxa" w:w="1872"/>
+            <w:tcW w:type="dxa" w:w="1728"/>
             <w:shd w:val="clear" w:color="auto" w:fill="F8F9FA"/>
             <w:tcBorders>
               <w:top w:val="single" w:sz="4" w:color="E9ECEF"/>
@@ -7049,7 +7049,7 @@
         </w:tc>
         <w:tc>
           <w:tcPr>
-            <w:tcW w:type="dxa" w:w="1872"/>
+            <w:tcW w:type="dxa" w:w="1728"/>
             <w:shd w:val="clear" w:color="auto" w:fill="F8F9FA"/>
             <w:tcBorders>
               <w:top w:val="single" w:sz="4" w:color="E9ECEF"/>
@@ -7125,7 +7125,7 @@
                 <w:color w:val="59595B"/>
                 <w:sz w:val="19"/>
               </w:rPr>
-              <w:t>2026-03-31</w:t>
+              <w:t>—</w:t>
             </w:r>
           </w:p>
         </w:tc>
@@ -7157,7 +7157,7 @@
         </w:tc>
         <w:tc>
           <w:tcPr>
-            <w:tcW w:type="dxa" w:w="2592"/>
+            <w:tcW w:type="dxa" w:w="2448"/>
             <w:tcBorders>
               <w:top w:val="single" w:sz="4" w:color="E9ECEF"/>
               <w:left w:val="single" w:sz="4" w:color="E9ECEF"/>
@@ -7183,7 +7183,7 @@
         </w:tc>
         <w:tc>
           <w:tcPr>
-            <w:tcW w:type="dxa" w:w="1872"/>
+            <w:tcW w:type="dxa" w:w="1728"/>
             <w:tcBorders>
               <w:top w:val="single" w:sz="4" w:color="E9ECEF"/>
               <w:left w:val="single" w:sz="4" w:color="E9ECEF"/>
@@ -7209,7 +7209,7 @@
         </w:tc>
         <w:tc>
           <w:tcPr>
-            <w:tcW w:type="dxa" w:w="1872"/>
+            <w:tcW w:type="dxa" w:w="1728"/>
             <w:tcBorders>
               <w:top w:val="single" w:sz="4" w:color="E9ECEF"/>
               <w:left w:val="single" w:sz="4" w:color="E9ECEF"/>
@@ -7284,7 +7284,7 @@
                 <w:color w:val="59595B"/>
                 <w:sz w:val="19"/>
               </w:rPr>
-              <w:t>2026-03-31</w:t>
+              <w:t>—</w:t>
             </w:r>
           </w:p>
         </w:tc>
@@ -7317,7 +7317,7 @@
         </w:tc>
         <w:tc>
           <w:tcPr>
-            <w:tcW w:type="dxa" w:w="2592"/>
+            <w:tcW w:type="dxa" w:w="2448"/>
             <w:shd w:val="clear" w:color="auto" w:fill="F8F9FA"/>
             <w:tcBorders>
               <w:top w:val="single" w:sz="4" w:color="E9ECEF"/>
@@ -7344,7 +7344,7 @@
         </w:tc>
         <w:tc>
           <w:tcPr>
-            <w:tcW w:type="dxa" w:w="1872"/>
+            <w:tcW w:type="dxa" w:w="1728"/>
             <w:shd w:val="clear" w:color="auto" w:fill="F8F9FA"/>
             <w:tcBorders>
               <w:top w:val="single" w:sz="4" w:color="E9ECEF"/>
@@ -7371,7 +7371,7 @@
         </w:tc>
         <w:tc>
           <w:tcPr>
-            <w:tcW w:type="dxa" w:w="1872"/>
+            <w:tcW w:type="dxa" w:w="1728"/>
             <w:shd w:val="clear" w:color="auto" w:fill="F8F9FA"/>
             <w:tcBorders>
               <w:top w:val="single" w:sz="4" w:color="E9ECEF"/>
@@ -7447,7 +7447,7 @@
                 <w:color w:val="59595B"/>
                 <w:sz w:val="19"/>
               </w:rPr>
-              <w:t>2026-03-31</w:t>
+              <w:t>—</w:t>
             </w:r>
           </w:p>
         </w:tc>
@@ -7479,7 +7479,7 @@
         </w:tc>
         <w:tc>
           <w:tcPr>
-            <w:tcW w:type="dxa" w:w="2592"/>
+            <w:tcW w:type="dxa" w:w="2448"/>
             <w:tcBorders>
               <w:top w:val="single" w:sz="4" w:color="E9ECEF"/>
               <w:left w:val="single" w:sz="4" w:color="E9ECEF"/>
@@ -7505,7 +7505,7 @@
         </w:tc>
         <w:tc>
           <w:tcPr>
-            <w:tcW w:type="dxa" w:w="1872"/>
+            <w:tcW w:type="dxa" w:w="1728"/>
             <w:tcBorders>
               <w:top w:val="single" w:sz="4" w:color="E9ECEF"/>
               <w:left w:val="single" w:sz="4" w:color="E9ECEF"/>
@@ -7531,7 +7531,7 @@
         </w:tc>
         <w:tc>
           <w:tcPr>
-            <w:tcW w:type="dxa" w:w="1872"/>
+            <w:tcW w:type="dxa" w:w="1728"/>
             <w:tcBorders>
               <w:top w:val="single" w:sz="4" w:color="E9ECEF"/>
               <w:left w:val="single" w:sz="4" w:color="E9ECEF"/>
@@ -7606,7 +7606,7 @@
                 <w:color w:val="59595B"/>
                 <w:sz w:val="19"/>
               </w:rPr>
-              <w:t>2026-03-31</w:t>
+              <w:t>—</w:t>
             </w:r>
           </w:p>
         </w:tc>
@@ -7639,7 +7639,7 @@
         </w:tc>
         <w:tc>
           <w:tcPr>
-            <w:tcW w:type="dxa" w:w="2592"/>
+            <w:tcW w:type="dxa" w:w="2448"/>
             <w:shd w:val="clear" w:color="auto" w:fill="F8F9FA"/>
             <w:tcBorders>
               <w:top w:val="single" w:sz="4" w:color="E9ECEF"/>
@@ -7666,7 +7666,7 @@
         </w:tc>
         <w:tc>
           <w:tcPr>
-            <w:tcW w:type="dxa" w:w="1872"/>
+            <w:tcW w:type="dxa" w:w="1728"/>
             <w:shd w:val="clear" w:color="auto" w:fill="F8F9FA"/>
             <w:tcBorders>
               <w:top w:val="single" w:sz="4" w:color="E9ECEF"/>
@@ -7693,7 +7693,7 @@
         </w:tc>
         <w:tc>
           <w:tcPr>
-            <w:tcW w:type="dxa" w:w="1872"/>
+            <w:tcW w:type="dxa" w:w="1728"/>
             <w:shd w:val="clear" w:color="auto" w:fill="F8F9FA"/>
             <w:tcBorders>
               <w:top w:val="single" w:sz="4" w:color="E9ECEF"/>
@@ -7769,7 +7769,7 @@
                 <w:color w:val="59595B"/>
                 <w:sz w:val="19"/>
               </w:rPr>
-              <w:t>2026-03-31</w:t>
+              <w:t>—</w:t>
             </w:r>
           </w:p>
         </w:tc>
@@ -7801,7 +7801,7 @@
         </w:tc>
         <w:tc>
           <w:tcPr>
-            <w:tcW w:type="dxa" w:w="2592"/>
+            <w:tcW w:type="dxa" w:w="2448"/>
             <w:tcBorders>
               <w:top w:val="single" w:sz="4" w:color="E9ECEF"/>
               <w:left w:val="single" w:sz="4" w:color="E9ECEF"/>
@@ -7827,7 +7827,7 @@
         </w:tc>
         <w:tc>
           <w:tcPr>
-            <w:tcW w:type="dxa" w:w="1872"/>
+            <w:tcW w:type="dxa" w:w="1728"/>
             <w:tcBorders>
               <w:top w:val="single" w:sz="4" w:color="E9ECEF"/>
               <w:left w:val="single" w:sz="4" w:color="E9ECEF"/>
@@ -7853,7 +7853,7 @@
         </w:tc>
         <w:tc>
           <w:tcPr>
-            <w:tcW w:type="dxa" w:w="1872"/>
+            <w:tcW w:type="dxa" w:w="1728"/>
             <w:tcBorders>
               <w:top w:val="single" w:sz="4" w:color="E9ECEF"/>
               <w:left w:val="single" w:sz="4" w:color="E9ECEF"/>
@@ -7928,7 +7928,7 @@
                 <w:color w:val="59595B"/>
                 <w:sz w:val="19"/>
               </w:rPr>
-              <w:t>2026-03-31</w:t>
+              <w:t>—</w:t>
             </w:r>
           </w:p>
         </w:tc>
@@ -7961,7 +7961,7 @@
         </w:tc>
         <w:tc>
           <w:tcPr>
-            <w:tcW w:type="dxa" w:w="2592"/>
+            <w:tcW w:type="dxa" w:w="2448"/>
             <w:shd w:val="clear" w:color="auto" w:fill="F8F9FA"/>
             <w:tcBorders>
               <w:top w:val="single" w:sz="4" w:color="E9ECEF"/>
@@ -7988,7 +7988,7 @@
         </w:tc>
         <w:tc>
           <w:tcPr>
-            <w:tcW w:type="dxa" w:w="1872"/>
+            <w:tcW w:type="dxa" w:w="1728"/>
             <w:shd w:val="clear" w:color="auto" w:fill="F8F9FA"/>
             <w:tcBorders>
               <w:top w:val="single" w:sz="4" w:color="E9ECEF"/>
@@ -8015,7 +8015,7 @@
         </w:tc>
         <w:tc>
           <w:tcPr>
-            <w:tcW w:type="dxa" w:w="1872"/>
+            <w:tcW w:type="dxa" w:w="1728"/>
             <w:shd w:val="clear" w:color="auto" w:fill="F8F9FA"/>
             <w:tcBorders>
               <w:top w:val="single" w:sz="4" w:color="E9ECEF"/>
@@ -8091,7 +8091,7 @@
                 <w:color w:val="59595B"/>
                 <w:sz w:val="19"/>
               </w:rPr>
-              <w:t>2026-03-31</w:t>
+              <w:t>—</w:t>
             </w:r>
           </w:p>
         </w:tc>
@@ -8123,7 +8123,7 @@
         </w:tc>
         <w:tc>
           <w:tcPr>
-            <w:tcW w:type="dxa" w:w="2592"/>
+            <w:tcW w:type="dxa" w:w="2448"/>
             <w:tcBorders>
               <w:top w:val="single" w:sz="4" w:color="E9ECEF"/>
               <w:left w:val="single" w:sz="4" w:color="E9ECEF"/>
@@ -8149,7 +8149,7 @@
         </w:tc>
         <w:tc>
           <w:tcPr>
-            <w:tcW w:type="dxa" w:w="1872"/>
+            <w:tcW w:type="dxa" w:w="1728"/>
             <w:tcBorders>
               <w:top w:val="single" w:sz="4" w:color="E9ECEF"/>
               <w:left w:val="single" w:sz="4" w:color="E9ECEF"/>
@@ -8175,7 +8175,7 @@
         </w:tc>
         <w:tc>
           <w:tcPr>
-            <w:tcW w:type="dxa" w:w="1872"/>
+            <w:tcW w:type="dxa" w:w="1728"/>
             <w:tcBorders>
               <w:top w:val="single" w:sz="4" w:color="E9ECEF"/>
               <w:left w:val="single" w:sz="4" w:color="E9ECEF"/>
@@ -8250,7 +8250,7 @@
                 <w:color w:val="59595B"/>
                 <w:sz w:val="19"/>
               </w:rPr>
-              <w:t>2026-03-31</w:t>
+              <w:t>—</w:t>
             </w:r>
           </w:p>
         </w:tc>
@@ -8283,7 +8283,7 @@
         </w:tc>
         <w:tc>
           <w:tcPr>
-            <w:tcW w:type="dxa" w:w="2592"/>
+            <w:tcW w:type="dxa" w:w="2448"/>
             <w:shd w:val="clear" w:color="auto" w:fill="F8F9FA"/>
             <w:tcBorders>
               <w:top w:val="single" w:sz="4" w:color="E9ECEF"/>
@@ -8310,7 +8310,7 @@
         </w:tc>
         <w:tc>
           <w:tcPr>
-            <w:tcW w:type="dxa" w:w="1872"/>
+            <w:tcW w:type="dxa" w:w="1728"/>
             <w:shd w:val="clear" w:color="auto" w:fill="F8F9FA"/>
             <w:tcBorders>
               <w:top w:val="single" w:sz="4" w:color="E9ECEF"/>
@@ -8337,7 +8337,7 @@
         </w:tc>
         <w:tc>
           <w:tcPr>
-            <w:tcW w:type="dxa" w:w="1872"/>
+            <w:tcW w:type="dxa" w:w="1728"/>
             <w:shd w:val="clear" w:color="auto" w:fill="F8F9FA"/>
             <w:tcBorders>
               <w:top w:val="single" w:sz="4" w:color="E9ECEF"/>
@@ -8413,7 +8413,7 @@
                 <w:color w:val="59595B"/>
                 <w:sz w:val="19"/>
               </w:rPr>
-              <w:t>2026-03-31</w:t>
+              <w:t>—</w:t>
             </w:r>
           </w:p>
         </w:tc>
@@ -8445,7 +8445,7 @@
         </w:tc>
         <w:tc>
           <w:tcPr>
-            <w:tcW w:type="dxa" w:w="2592"/>
+            <w:tcW w:type="dxa" w:w="2448"/>
             <w:tcBorders>
               <w:top w:val="single" w:sz="4" w:color="E9ECEF"/>
               <w:left w:val="single" w:sz="4" w:color="E9ECEF"/>
@@ -8471,7 +8471,7 @@
         </w:tc>
         <w:tc>
           <w:tcPr>
-            <w:tcW w:type="dxa" w:w="1872"/>
+            <w:tcW w:type="dxa" w:w="1728"/>
             <w:tcBorders>
               <w:top w:val="single" w:sz="4" w:color="E9ECEF"/>
               <w:left w:val="single" w:sz="4" w:color="E9ECEF"/>
@@ -8497,7 +8497,7 @@
         </w:tc>
         <w:tc>
           <w:tcPr>
-            <w:tcW w:type="dxa" w:w="1872"/>
+            <w:tcW w:type="dxa" w:w="1728"/>
             <w:tcBorders>
               <w:top w:val="single" w:sz="4" w:color="E9ECEF"/>
               <w:left w:val="single" w:sz="4" w:color="E9ECEF"/>
@@ -8572,7 +8572,7 @@
                 <w:color w:val="59595B"/>
                 <w:sz w:val="19"/>
               </w:rPr>
-              <w:t>2026-03-24</w:t>
+              <w:t>—</w:t>
             </w:r>
           </w:p>
         </w:tc>
@@ -8605,7 +8605,7 @@
         </w:tc>
         <w:tc>
           <w:tcPr>
-            <w:tcW w:type="dxa" w:w="2592"/>
+            <w:tcW w:type="dxa" w:w="2448"/>
             <w:shd w:val="clear" w:color="auto" w:fill="F8F9FA"/>
             <w:tcBorders>
               <w:top w:val="single" w:sz="4" w:color="E9ECEF"/>
@@ -8632,7 +8632,7 @@
         </w:tc>
         <w:tc>
           <w:tcPr>
-            <w:tcW w:type="dxa" w:w="1872"/>
+            <w:tcW w:type="dxa" w:w="1728"/>
             <w:shd w:val="clear" w:color="auto" w:fill="F8F9FA"/>
             <w:tcBorders>
               <w:top w:val="single" w:sz="4" w:color="E9ECEF"/>
@@ -8659,7 +8659,7 @@
         </w:tc>
         <w:tc>
           <w:tcPr>
-            <w:tcW w:type="dxa" w:w="1872"/>
+            <w:tcW w:type="dxa" w:w="1728"/>
             <w:shd w:val="clear" w:color="auto" w:fill="F8F9FA"/>
             <w:tcBorders>
               <w:top w:val="single" w:sz="4" w:color="E9ECEF"/>
@@ -8735,7 +8735,7 @@
                 <w:color w:val="59595B"/>
                 <w:sz w:val="19"/>
               </w:rPr>
-              <w:t>2026-03-31</w:t>
+              <w:t>—</w:t>
             </w:r>
           </w:p>
         </w:tc>
@@ -8767,7 +8767,7 @@
         </w:tc>
         <w:tc>
           <w:tcPr>
-            <w:tcW w:type="dxa" w:w="2592"/>
+            <w:tcW w:type="dxa" w:w="2448"/>
             <w:tcBorders>
               <w:top w:val="single" w:sz="4" w:color="E9ECEF"/>
               <w:left w:val="single" w:sz="4" w:color="E9ECEF"/>
@@ -8793,7 +8793,7 @@
         </w:tc>
         <w:tc>
           <w:tcPr>
-            <w:tcW w:type="dxa" w:w="1872"/>
+            <w:tcW w:type="dxa" w:w="1728"/>
             <w:tcBorders>
               <w:top w:val="single" w:sz="4" w:color="E9ECEF"/>
               <w:left w:val="single" w:sz="4" w:color="E9ECEF"/>
@@ -8819,7 +8819,7 @@
         </w:tc>
         <w:tc>
           <w:tcPr>
-            <w:tcW w:type="dxa" w:w="1872"/>
+            <w:tcW w:type="dxa" w:w="1728"/>
             <w:tcBorders>
               <w:top w:val="single" w:sz="4" w:color="E9ECEF"/>
               <w:left w:val="single" w:sz="4" w:color="E9ECEF"/>
@@ -8894,7 +8894,7 @@
                 <w:color w:val="59595B"/>
                 <w:sz w:val="19"/>
               </w:rPr>
-              <w:t>2026-03-31</w:t>
+              <w:t>—</w:t>
             </w:r>
           </w:p>
         </w:tc>
@@ -8927,7 +8927,7 @@
         </w:tc>
         <w:tc>
           <w:tcPr>
-            <w:tcW w:type="dxa" w:w="2592"/>
+            <w:tcW w:type="dxa" w:w="2448"/>
             <w:shd w:val="clear" w:color="auto" w:fill="F8F9FA"/>
             <w:tcBorders>
               <w:top w:val="single" w:sz="4" w:color="E9ECEF"/>
@@ -8954,7 +8954,7 @@
         </w:tc>
         <w:tc>
           <w:tcPr>
-            <w:tcW w:type="dxa" w:w="1872"/>
+            <w:tcW w:type="dxa" w:w="1728"/>
             <w:shd w:val="clear" w:color="auto" w:fill="F8F9FA"/>
             <w:tcBorders>
               <w:top w:val="single" w:sz="4" w:color="E9ECEF"/>
@@ -8981,7 +8981,7 @@
         </w:tc>
         <w:tc>
           <w:tcPr>
-            <w:tcW w:type="dxa" w:w="1872"/>
+            <w:tcW w:type="dxa" w:w="1728"/>
             <w:shd w:val="clear" w:color="auto" w:fill="F8F9FA"/>
             <w:tcBorders>
               <w:top w:val="single" w:sz="4" w:color="E9ECEF"/>
@@ -9047,7 +9047,7 @@
           <w:color w:val="59595B"/>
           <w:sz w:val="20"/>
         </w:rPr>
-        <w:t>Showing 40 of 98 alerts. Full list available on request.</w:t>
+        <w:t>Showing 40 of 98 alerts. Full list available on request — email support@technijian.com.</w:t>
       </w:r>
     </w:p>
     <w:p>
@@ -9292,6 +9292,78 @@
                 <w:color w:val="006DB6"/>
                 <w:sz w:val="28"/>
               </w:rPr>
+              <w:t xml:space="preserve">  Industry News &amp; Vendor Innovations</w:t>
+            </w:r>
+          </w:p>
+        </w:tc>
+      </w:tr>
+    </w:tbl>
+    <w:p>
+      <w:pPr>
+        <w:spacing w:after="160"/>
+      </w:pPr>
+      <w:r>
+        <w:rPr>
+          <w:rFonts w:ascii="Open Sans" w:hAnsi="Open Sans"/>
+          <w:b w:val="0"/>
+          <w:i w:val="0"/>
+          <w:color w:val="59595B"/>
+          <w:sz w:val="22"/>
+        </w:rPr>
+        <w:t>CrowdStrike announced no major platform changes this month. Routine detection-content updates and sensor improvements continued to roll out automatically. Technijian tracks CrowdStrike's release notes monthly so future updates land in this section as they're published.</w:t>
+      </w:r>
+    </w:p>
+    <w:p/>
+    <w:tbl>
+      <w:tblPr>
+        <w:tblW w:type="auto" w:w="0"/>
+        <w:tblLayout w:type="fixed"/>
+        <w:tblLook w:firstColumn="1" w:firstRow="1" w:lastColumn="0" w:lastRow="0" w:noHBand="0" w:noVBand="1" w:val="04A0"/>
+      </w:tblPr>
+      <w:tblGrid>
+        <w:gridCol w:w="94"/>
+        <w:gridCol w:w="8976"/>
+      </w:tblGrid>
+      <w:tr>
+        <w:tc>
+          <w:tcPr>
+            <w:tcW w:type="dxa" w:w="94"/>
+            <w:shd w:val="clear" w:color="auto" w:fill="006DB6"/>
+            <w:tcBorders>
+              <w:top w:val="nil"/>
+              <w:left w:val="nil"/>
+              <w:bottom w:val="nil"/>
+              <w:right w:val="nil"/>
+              <w:insideH w:val="nil"/>
+              <w:insideV w:val="nil"/>
+            </w:tcBorders>
+          </w:tcPr>
+          <w:p/>
+        </w:tc>
+        <w:tc>
+          <w:tcPr>
+            <w:tcW w:type="dxa" w:w="8976"/>
+            <w:tcBorders>
+              <w:top w:val="nil"/>
+              <w:left w:val="nil"/>
+              <w:bottom w:val="nil"/>
+              <w:right w:val="nil"/>
+              <w:insideH w:val="nil"/>
+              <w:insideV w:val="nil"/>
+            </w:tcBorders>
+          </w:tcPr>
+          <w:p>
+            <w:pPr>
+              <w:spacing w:before="80" w:after="80"/>
+            </w:pPr>
+            <w:r>
+              <w:rPr>
+                <w:rFonts w:ascii="Open Sans" w:hAnsi="Open Sans"/>
+                <w:b/>
+                <w:i w:val="0"/>
+                <w:color w:val="006DB6"/>
+                <w:sz w:val="28"/>
+              </w:rPr>
               <w:t xml:space="preserve">  Recommendations</w:t>
             </w:r>
           </w:p>
@@ -9486,7 +9558,7 @@
                 <w:color w:val="59595B"/>
                 <w:sz w:val="19"/>
               </w:rPr>
-              <w:t>2026-03-31</w:t>
+              <w:t>—</w:t>
             </w:r>
           </w:p>
         </w:tc>
@@ -9619,7 +9691,7 @@
                 <w:color w:val="59595B"/>
                 <w:sz w:val="19"/>
               </w:rPr>
-              <w:t>2026-03-31</w:t>
+              <w:t>—</w:t>
             </w:r>
           </w:p>
         </w:tc>
@@ -9755,7 +9827,7 @@
                 <w:color w:val="59595B"/>
                 <w:sz w:val="19"/>
               </w:rPr>
-              <w:t>2026-03-31</w:t>
+              <w:t>—</w:t>
             </w:r>
           </w:p>
         </w:tc>
@@ -9888,7 +9960,7 @@
                 <w:color w:val="59595B"/>
                 <w:sz w:val="19"/>
               </w:rPr>
-              <w:t>2026-03-31</w:t>
+              <w:t>—</w:t>
             </w:r>
           </w:p>
         </w:tc>
@@ -10024,7 +10096,7 @@
                 <w:color w:val="59595B"/>
                 <w:sz w:val="19"/>
               </w:rPr>
-              <w:t>2026-03-31</w:t>
+              <w:t>—</w:t>
             </w:r>
           </w:p>
         </w:tc>
@@ -10157,7 +10229,7 @@
                 <w:color w:val="59595B"/>
                 <w:sz w:val="19"/>
               </w:rPr>
-              <w:t>2026-03-31</w:t>
+              <w:t>—</w:t>
             </w:r>
           </w:p>
         </w:tc>
@@ -10293,7 +10365,7 @@
                 <w:color w:val="59595B"/>
                 <w:sz w:val="19"/>
               </w:rPr>
-              <w:t>2026-03-31</w:t>
+              <w:t>—</w:t>
             </w:r>
           </w:p>
         </w:tc>
@@ -10426,7 +10498,7 @@
                 <w:color w:val="59595B"/>
                 <w:sz w:val="19"/>
               </w:rPr>
-              <w:t>2026-03-31</w:t>
+              <w:t>—</w:t>
             </w:r>
           </w:p>
         </w:tc>
@@ -10562,7 +10634,7 @@
                 <w:color w:val="59595B"/>
                 <w:sz w:val="19"/>
               </w:rPr>
-              <w:t>2026-03-31</w:t>
+              <w:t>—</w:t>
             </w:r>
           </w:p>
         </w:tc>
@@ -10695,7 +10767,7 @@
                 <w:color w:val="59595B"/>
                 <w:sz w:val="19"/>
               </w:rPr>
-              <w:t>2026-03-31</w:t>
+              <w:t>—</w:t>
             </w:r>
           </w:p>
         </w:tc>
@@ -10831,7 +10903,7 @@
                 <w:color w:val="59595B"/>
                 <w:sz w:val="19"/>
               </w:rPr>
-              <w:t>2026-03-31</w:t>
+              <w:t>—</w:t>
             </w:r>
           </w:p>
         </w:tc>
@@ -10964,7 +11036,7 @@
                 <w:color w:val="59595B"/>
                 <w:sz w:val="19"/>
               </w:rPr>
-              <w:t>2026-03-31</w:t>
+              <w:t>—</w:t>
             </w:r>
           </w:p>
         </w:tc>
@@ -11100,7 +11172,7 @@
                 <w:color w:val="59595B"/>
                 <w:sz w:val="19"/>
               </w:rPr>
-              <w:t>2026-03-31</w:t>
+              <w:t>—</w:t>
             </w:r>
           </w:p>
         </w:tc>
@@ -11233,7 +11305,7 @@
                 <w:color w:val="59595B"/>
                 <w:sz w:val="19"/>
               </w:rPr>
-              <w:t>2026-03-31</w:t>
+              <w:t>—</w:t>
             </w:r>
           </w:p>
         </w:tc>
@@ -11369,7 +11441,7 @@
                 <w:color w:val="59595B"/>
                 <w:sz w:val="19"/>
               </w:rPr>
-              <w:t>2026-03-31</w:t>
+              <w:t>—</w:t>
             </w:r>
           </w:p>
         </w:tc>
@@ -11502,7 +11574,7 @@
                 <w:color w:val="59595B"/>
                 <w:sz w:val="19"/>
               </w:rPr>
-              <w:t>2026-03-31</w:t>
+              <w:t>—</w:t>
             </w:r>
           </w:p>
         </w:tc>
@@ -11638,7 +11710,7 @@
                 <w:color w:val="59595B"/>
                 <w:sz w:val="19"/>
               </w:rPr>
-              <w:t>2026-03-31</w:t>
+              <w:t>—</w:t>
             </w:r>
           </w:p>
         </w:tc>
@@ -11771,7 +11843,7 @@
                 <w:color w:val="59595B"/>
                 <w:sz w:val="19"/>
               </w:rPr>
-              <w:t>2026-03-31</w:t>
+              <w:t>—</w:t>
             </w:r>
           </w:p>
         </w:tc>
@@ -11907,7 +11979,7 @@
                 <w:color w:val="59595B"/>
                 <w:sz w:val="19"/>
               </w:rPr>
-              <w:t>2026-03-31</w:t>
+              <w:t>—</w:t>
             </w:r>
           </w:p>
         </w:tc>
@@ -12040,7 +12112,7 @@
                 <w:color w:val="59595B"/>
                 <w:sz w:val="19"/>
               </w:rPr>
-              <w:t>2026-03-31</w:t>
+              <w:t>—</w:t>
             </w:r>
           </w:p>
         </w:tc>
@@ -12166,7 +12238,7 @@
           <w:color w:val="59595B"/>
           <w:sz w:val="22"/>
         </w:rPr>
-        <w:t>Recommended action: work with your Technijian contact to review each open Critical/High alert, confirm no further attacker activity is present, and close or suppress confirmed false positives.</w:t>
+        <w:t>Recommended action: email support@technijian.com to review each open Critical/High alert with our team, confirm no further attacker activity is present, and close or suppress confirmed false positives.</w:t>
       </w:r>
     </w:p>
     <w:p/>
@@ -12197,7 +12269,184 @@
           <w:color w:val="59595B"/>
           <w:sz w:val="22"/>
         </w:rPr>
-        <w:t>The CrowdStrike daily pull scheduled task has not yet been registered on the Technijian monitoring workstation. Once registered, future reports will include full endpoint inventory with sensor version, OS distribution, and check-in age analysis. Contact your Technijian account manager to schedule this one-time setup step.</w:t>
+        <w:t>The CrowdStrike daily pull scheduled task has not yet been registered on the Technijian monitoring workstation. Once registered, future reports will include full endpoint inventory with sensor version, OS distribution, and check-in age analysis. Email support@technijian.com to schedule this one-time setup step.</w:t>
+      </w:r>
+    </w:p>
+    <w:p/>
+    <w:tbl>
+      <w:tblPr>
+        <w:tblW w:type="auto" w:w="0"/>
+        <w:tblLayout w:type="fixed"/>
+        <w:tblLook w:firstColumn="1" w:firstRow="1" w:lastColumn="0" w:lastRow="0" w:noHBand="0" w:noVBand="1" w:val="04A0"/>
+      </w:tblPr>
+      <w:tblGrid>
+        <w:gridCol w:w="94"/>
+        <w:gridCol w:w="8976"/>
+      </w:tblGrid>
+      <w:tr>
+        <w:tc>
+          <w:tcPr>
+            <w:tcW w:type="dxa" w:w="94"/>
+            <w:shd w:val="clear" w:color="auto" w:fill="006DB6"/>
+            <w:tcBorders>
+              <w:top w:val="nil"/>
+              <w:left w:val="nil"/>
+              <w:bottom w:val="nil"/>
+              <w:right w:val="nil"/>
+              <w:insideH w:val="nil"/>
+              <w:insideV w:val="nil"/>
+            </w:tcBorders>
+          </w:tcPr>
+          <w:p/>
+        </w:tc>
+        <w:tc>
+          <w:tcPr>
+            <w:tcW w:type="dxa" w:w="8976"/>
+            <w:tcBorders>
+              <w:top w:val="nil"/>
+              <w:left w:val="nil"/>
+              <w:bottom w:val="nil"/>
+              <w:right w:val="nil"/>
+              <w:insideH w:val="nil"/>
+              <w:insideV w:val="nil"/>
+            </w:tcBorders>
+          </w:tcPr>
+          <w:p>
+            <w:pPr>
+              <w:spacing w:before="80" w:after="80"/>
+            </w:pPr>
+            <w:r>
+              <w:rPr>
+                <w:rFonts w:ascii="Open Sans" w:hAnsi="Open Sans"/>
+                <w:b/>
+                <w:i w:val="0"/>
+                <w:color w:val="006DB6"/>
+                <w:sz w:val="28"/>
+              </w:rPr>
+              <w:t xml:space="preserve">  How This Protection Works</w:t>
+            </w:r>
+          </w:p>
+        </w:tc>
+      </w:tr>
+    </w:tbl>
+    <w:p>
+      <w:pPr>
+        <w:spacing w:after="160"/>
+      </w:pPr>
+      <w:r>
+        <w:rPr>
+          <w:rFonts w:ascii="Open Sans" w:hAnsi="Open Sans"/>
+          <w:b w:val="0"/>
+          <w:i w:val="0"/>
+          <w:color w:val="59595B"/>
+          <w:sz w:val="22"/>
+        </w:rPr>
+        <w:t>Your endpoints are protected by a layered security stack — CrowdStrike Falcon and Huntress working alongside each other — chosen and managed by Technijian as an MSP best-practice configuration. Here's what each piece does and why we run both.</w:t>
+      </w:r>
+    </w:p>
+    <w:p>
+      <w:pPr>
+        <w:spacing w:after="160"/>
+      </w:pPr>
+      <w:r>
+        <w:rPr>
+          <w:rFonts w:ascii="Open Sans" w:hAnsi="Open Sans"/>
+          <w:b/>
+          <w:i w:val="0"/>
+          <w:color w:val="1A1A2E"/>
+          <w:sz w:val="24"/>
+        </w:rPr>
+        <w:t>CrowdStrike Falcon: AI-driven EDR with the Falcon Overwatch SOC</w:t>
+      </w:r>
+    </w:p>
+    <w:p>
+      <w:pPr>
+        <w:spacing w:after="160"/>
+      </w:pPr>
+      <w:r>
+        <w:rPr>
+          <w:rFonts w:ascii="Open Sans" w:hAnsi="Open Sans"/>
+          <w:b w:val="0"/>
+          <w:i w:val="0"/>
+          <w:color w:val="59595B"/>
+          <w:sz w:val="22"/>
+        </w:rPr>
+        <w:t>CrowdStrike Falcon is the EDR (Endpoint Detection and Response) layer. Falcon's behavioral AI inspects every process, network connection, and file operation on your endpoints in real time and stops identified threats before they can execute. On top of the AI, CrowdStrike's Falcon Overwatch managed-threat-hunting team — the same elite NOC that protects Fortune 500s and government agencies — watches your environment 24×7 looking for the kind of slow, low-and-slow adversary tradecraft that automated detection alone can miss. Overwatch hunters reach out directly when they see something that needs immediate action.</w:t>
+      </w:r>
+    </w:p>
+    <w:p>
+      <w:pPr>
+        <w:spacing w:after="160"/>
+      </w:pPr>
+      <w:r>
+        <w:rPr>
+          <w:rFonts w:ascii="Open Sans" w:hAnsi="Open Sans"/>
+          <w:b/>
+          <w:i w:val="0"/>
+          <w:color w:val="1A1A2E"/>
+          <w:sz w:val="24"/>
+        </w:rPr>
+        <w:t>Huntress: managed detection &amp; response with a 24×7 SOC</w:t>
+      </w:r>
+    </w:p>
+    <w:p>
+      <w:pPr>
+        <w:spacing w:after="160"/>
+      </w:pPr>
+      <w:r>
+        <w:rPr>
+          <w:rFonts w:ascii="Open Sans" w:hAnsi="Open Sans"/>
+          <w:b w:val="0"/>
+          <w:i w:val="0"/>
+          <w:color w:val="59595B"/>
+          <w:sz w:val="22"/>
+        </w:rPr>
+        <w:t>Huntress runs its own Security Operations Center staffed with threat hunters who review every signal that fires on your endpoints around the clock — not just nights and weekends, but 24×7×365. When the Huntress agent flags suspicious behavior (persistence mechanisms, process injection, credential abuse, known-bad files), the activity is examined by Huntress threat hunters BEFORE it ever reaches Technijian. False positives are filtered out at the source so that what does reach our team is signal, not noise. When Huntress sees something that needs attention, they coordinate response with Technijian and provide guided remediation playbooks.</w:t>
+      </w:r>
+    </w:p>
+    <w:p>
+      <w:pPr>
+        <w:spacing w:after="160"/>
+      </w:pPr>
+      <w:r>
+        <w:rPr>
+          <w:rFonts w:ascii="Open Sans" w:hAnsi="Open Sans"/>
+          <w:b/>
+          <w:i w:val="0"/>
+          <w:color w:val="1A1A2E"/>
+          <w:sz w:val="24"/>
+        </w:rPr>
+        <w:t>Why both? Defense in depth.</w:t>
+      </w:r>
+    </w:p>
+    <w:p>
+      <w:pPr>
+        <w:spacing w:after="160"/>
+      </w:pPr>
+      <w:r>
+        <w:rPr>
+          <w:rFonts w:ascii="Open Sans" w:hAnsi="Open Sans"/>
+          <w:b w:val="0"/>
+          <w:i w:val="0"/>
+          <w:color w:val="59595B"/>
+          <w:sz w:val="22"/>
+        </w:rPr>
+        <w:t>CrowdStrike and Huntress are deliberately complementary. CrowdStrike's Falcon is industry-leading nation-state-grade EDR with the broadest telemetry collection and the most mature threat-intel feed in the market. Huntress is tuned for the SMB and mid-market threat landscape — phishing-driven footholds, persistence tradecraft, credential theft, and the kinds of attacks that target managed-service customers. They use different detection styles, different telemetry sources, and different threat-intelligence pipelines.</w:t>
+      </w:r>
+    </w:p>
+    <w:p>
+      <w:pPr>
+        <w:spacing w:after="160"/>
+      </w:pPr>
+      <w:r>
+        <w:rPr>
+          <w:rFonts w:ascii="Open Sans" w:hAnsi="Open Sans"/>
+          <w:b w:val="0"/>
+          <w:i w:val="0"/>
+          <w:color w:val="59595B"/>
+          <w:sz w:val="22"/>
+        </w:rPr>
+        <w:t>Running them together gives your endpoints two independent sets of expert eyes — CrowdStrike's Overwatch team and Huntress's SOC — both watching 24×7. If one platform misses something, the other is extremely likely to catch it. This redundant, layered approach is the configuration Technijian recommends as best-in-class endpoint protection for clients who can't afford a security incident.</w:t>
       </w:r>
     </w:p>
     <w:p/>

--- a/clients/bst/crowdstrike/monthly/2026-03/BST-CrowdStrike-Activity-2026-03.docx
+++ b/clients/bst/crowdstrike/monthly/2026-03/BST-CrowdStrike-Activity-2026-03.docx
@@ -12270,6 +12270,175 @@
           <w:sz w:val="22"/>
         </w:rPr>
         <w:t>The CrowdStrike daily pull scheduled task has not yet been registered on the Technijian monitoring workstation. Once registered, future reports will include full endpoint inventory with sensor version, OS distribution, and check-in age analysis. Email support@technijian.com to schedule this one-time setup step.</w:t>
+      </w:r>
+    </w:p>
+    <w:p/>
+    <w:tbl>
+      <w:tblPr>
+        <w:tblW w:type="auto" w:w="0"/>
+        <w:tblLayout w:type="fixed"/>
+        <w:tblLook w:firstColumn="1" w:firstRow="1" w:lastColumn="0" w:lastRow="0" w:noHBand="0" w:noVBand="1" w:val="04A0"/>
+      </w:tblPr>
+      <w:tblGrid>
+        <w:gridCol w:w="94"/>
+        <w:gridCol w:w="8976"/>
+      </w:tblGrid>
+      <w:tr>
+        <w:tc>
+          <w:tcPr>
+            <w:tcW w:type="dxa" w:w="94"/>
+            <w:shd w:val="clear" w:color="auto" w:fill="006DB6"/>
+            <w:tcBorders>
+              <w:top w:val="nil"/>
+              <w:left w:val="nil"/>
+              <w:bottom w:val="nil"/>
+              <w:right w:val="nil"/>
+              <w:insideH w:val="nil"/>
+              <w:insideV w:val="nil"/>
+            </w:tcBorders>
+          </w:tcPr>
+          <w:p/>
+        </w:tc>
+        <w:tc>
+          <w:tcPr>
+            <w:tcW w:type="dxa" w:w="8976"/>
+            <w:tcBorders>
+              <w:top w:val="nil"/>
+              <w:left w:val="nil"/>
+              <w:bottom w:val="nil"/>
+              <w:right w:val="nil"/>
+              <w:insideH w:val="nil"/>
+              <w:insideV w:val="nil"/>
+            </w:tcBorders>
+          </w:tcPr>
+          <w:p>
+            <w:pPr>
+              <w:spacing w:before="80" w:after="80"/>
+            </w:pPr>
+            <w:r>
+              <w:rPr>
+                <w:rFonts w:ascii="Open Sans" w:hAnsi="Open Sans"/>
+                <w:b/>
+                <w:i w:val="0"/>
+                <w:color w:val="006DB6"/>
+                <w:sz w:val="28"/>
+              </w:rPr>
+              <w:t xml:space="preserve">  Compliance Alignment</w:t>
+            </w:r>
+          </w:p>
+        </w:tc>
+      </w:tr>
+    </w:tbl>
+    <w:p>
+      <w:pPr>
+        <w:spacing w:after="160"/>
+      </w:pPr>
+      <w:r>
+        <w:rPr>
+          <w:rFonts w:ascii="Open Sans" w:hAnsi="Open Sans"/>
+          <w:b w:val="0"/>
+          <w:i w:val="0"/>
+          <w:color w:val="59595B"/>
+          <w:sz w:val="22"/>
+        </w:rPr>
+        <w:t>This client's industry classification is Environmental Services. Based on that classification, the data Technijian's stack is helping protect is most likely characterized as: Customer PII.</w:t>
+      </w:r>
+    </w:p>
+    <w:p>
+      <w:pPr>
+        <w:spacing w:after="160"/>
+      </w:pPr>
+      <w:r>
+        <w:rPr>
+          <w:rFonts w:ascii="Open Sans" w:hAnsi="Open Sans"/>
+          <w:b w:val="0"/>
+          <w:i w:val="0"/>
+          <w:color w:val="59595B"/>
+          <w:sz w:val="21"/>
+        </w:rPr>
+        <w:t>Environmental services firms keep regulatory records (waste manifests, disposal logs) under EPA rules. General CCPA applies to customer/employee PII.</w:t>
+      </w:r>
+    </w:p>
+    <w:p>
+      <w:pPr>
+        <w:spacing w:after="160"/>
+      </w:pPr>
+      <w:r>
+        <w:rPr>
+          <w:rFonts w:ascii="Open Sans" w:hAnsi="Open Sans"/>
+          <w:b/>
+          <w:i w:val="0"/>
+          <w:color w:val="1A1A2E"/>
+          <w:sz w:val="22"/>
+        </w:rPr>
+        <w:t>How Technijian's monitoring stack supports each framework:</w:t>
+      </w:r>
+    </w:p>
+    <w:p>
+      <w:pPr>
+        <w:pStyle w:val="ListBullet"/>
+        <w:spacing w:after="80"/>
+      </w:pPr>
+      <w:r>
+        <w:rPr>
+          <w:rFonts w:ascii="Open Sans" w:hAnsi="Open Sans"/>
+          <w:b/>
+          <w:i w:val="0"/>
+          <w:color w:val="1A1A2E"/>
+          <w:sz w:val="22"/>
+        </w:rPr>
+        <w:t xml:space="preserve">California CCPA: </w:t>
+      </w:r>
+      <w:r>
+        <w:rPr>
+          <w:rFonts w:ascii="Open Sans" w:hAnsi="Open Sans"/>
+          <w:b w:val="0"/>
+          <w:i w:val="0"/>
+          <w:color w:val="59595B"/>
+          <w:sz w:val="22"/>
+        </w:rPr>
+        <w:t>breach-detection and incident-response capabilities support CCPA §1798.150 reasonable-security obligations and the 72-hour notification window for incidents involving California-resident PII.</w:t>
+      </w:r>
+    </w:p>
+    <w:p>
+      <w:pPr>
+        <w:pStyle w:val="ListBullet"/>
+        <w:spacing w:after="80"/>
+      </w:pPr>
+      <w:r>
+        <w:rPr>
+          <w:rFonts w:ascii="Open Sans" w:hAnsi="Open Sans"/>
+          <w:b/>
+          <w:i w:val="0"/>
+          <w:color w:val="1A1A2E"/>
+          <w:sz w:val="22"/>
+        </w:rPr>
+        <w:t xml:space="preserve">EPA records: </w:t>
+      </w:r>
+      <w:r>
+        <w:rPr>
+          <w:rFonts w:ascii="Open Sans" w:hAnsi="Open Sans"/>
+          <w:b w:val="0"/>
+          <w:i w:val="0"/>
+          <w:color w:val="59595B"/>
+          <w:sz w:val="22"/>
+        </w:rPr>
+        <w:t>tamper-evident audit logs around recordkeeping systems support EPA regulatory document-retention requirements.</w:t>
+      </w:r>
+    </w:p>
+    <w:p>
+      <w:pPr>
+        <w:spacing w:after="160"/>
+      </w:pPr>
+      <w:r>
+        <w:rPr>
+          <w:rFonts w:ascii="Open Sans" w:hAnsi="Open Sans"/>
+          <w:b w:val="0"/>
+          <w:i w:val="0"/>
+          <w:color w:val="59595B"/>
+          <w:sz w:val="19"/>
+        </w:rPr>
+        <w:t>This classification was generated automatically from the client's name and contact-domain signals. If the industry or compliance scope shown here doesn't match your operations, please reply to this report and we'll update the classification — Technijian's team can also produce a deeper compliance-posture report on request.</w:t>
       </w:r>
     </w:p>
     <w:p/>

--- a/clients/bst/crowdstrike/monthly/2026-03/BST-CrowdStrike-Activity-2026-03.docx
+++ b/clients/bst/crowdstrike/monthly/2026-03/BST-CrowdStrike-Activity-2026-03.docx
@@ -9239,6 +9239,116 @@
           <w:sz w:val="22"/>
         </w:rPr>
         <w:t>Endpoint inventory, sensor version, and detection telemetry were captured to support your security posture reviews and compliance reporting.</w:t>
+      </w:r>
+    </w:p>
+    <w:p>
+      <w:pPr>
+        <w:spacing w:after="160"/>
+      </w:pPr>
+      <w:r>
+        <w:rPr>
+          <w:rFonts w:ascii="Open Sans" w:hAnsi="Open Sans"/>
+          <w:b/>
+          <w:i w:val="0"/>
+          <w:color w:val="1A1A2E"/>
+          <w:sz w:val="24"/>
+        </w:rPr>
+        <w:t>Specific work delivered this month</w:t>
+      </w:r>
+    </w:p>
+    <w:p>
+      <w:pPr>
+        <w:spacing w:after="160"/>
+      </w:pPr>
+      <w:r>
+        <w:rPr>
+          <w:rFonts w:ascii="Open Sans" w:hAnsi="Open Sans"/>
+          <w:b w:val="0"/>
+          <w:i w:val="0"/>
+          <w:color w:val="59595B"/>
+          <w:sz w:val="22"/>
+        </w:rPr>
+        <w:t>These items are pulled directly from the time entries and tickets logged by Technijian's team during the period — actual work, not estimates.</w:t>
+      </w:r>
+    </w:p>
+    <w:p>
+      <w:pPr>
+        <w:pStyle w:val="ListBullet"/>
+        <w:spacing w:after="80"/>
+      </w:pPr>
+      <w:r>
+        <w:rPr>
+          <w:rFonts w:ascii="Open Sans" w:hAnsi="Open Sans"/>
+          <w:b w:val="0"/>
+          <w:i w:val="0"/>
+          <w:color w:val="59595B"/>
+          <w:sz w:val="22"/>
+        </w:rPr>
+        <w:t>Crowdstrike latest version (7.34.20610.0) updated on machine: BST-HQ-AD-01, BST-HQ-AD-02, BST-HQ-APP-01, BST-HQ-FS-01 (handled by A. Saraf) — 1.0h of tech effort</w:t>
+      </w:r>
+    </w:p>
+    <w:p>
+      <w:pPr>
+        <w:pStyle w:val="ListBullet"/>
+        <w:spacing w:after="80"/>
+      </w:pPr>
+      <w:r>
+        <w:rPr>
+          <w:rFonts w:ascii="Open Sans" w:hAnsi="Open Sans"/>
+          <w:b w:val="0"/>
+          <w:i w:val="0"/>
+          <w:color w:val="59595B"/>
+          <w:sz w:val="22"/>
+        </w:rPr>
+        <w:t>Crowdstrike latest version(7.34.20610.0)updated on machines BG75,BG72,BG77,BST-HQ-FS-02 (handled by S. Sharma) — 1.0h of tech effort</w:t>
+      </w:r>
+    </w:p>
+    <w:p>
+      <w:pPr>
+        <w:pStyle w:val="ListBullet"/>
+        <w:spacing w:after="80"/>
+      </w:pPr>
+      <w:r>
+        <w:rPr>
+          <w:rFonts w:ascii="Open Sans" w:hAnsi="Open Sans"/>
+          <w:b w:val="0"/>
+          <w:i w:val="0"/>
+          <w:color w:val="59595B"/>
+          <w:sz w:val="22"/>
+        </w:rPr>
+        <w:t>Crowdstrike latest version (7.34.20610.0) updated on machine: BST-HQ-AD-01, BST-HQ-AD-02, BST-HQ-APP-01, BST-HQ-FS-01 — 1.0h on 2026-03-18</w:t>
+      </w:r>
+    </w:p>
+    <w:p>
+      <w:pPr>
+        <w:pStyle w:val="ListBullet"/>
+        <w:spacing w:after="80"/>
+      </w:pPr>
+      <w:r>
+        <w:rPr>
+          <w:rFonts w:ascii="Open Sans" w:hAnsi="Open Sans"/>
+          <w:b w:val="0"/>
+          <w:i w:val="0"/>
+          <w:color w:val="59595B"/>
+          <w:sz w:val="22"/>
+        </w:rPr>
+        <w:t>Crowdstrike latest version(7.34.20610.0)updated on machines BG75,BG72,BG77,BST-HQ-FS-02 — 1.0h on 2026-03-18</w:t>
+      </w:r>
+    </w:p>
+    <w:p>
+      <w:pPr>
+        <w:pStyle w:val="ListBullet"/>
+        <w:spacing w:after="80"/>
+      </w:pPr>
+      <w:r>
+        <w:rPr>
+          <w:rFonts w:ascii="Open Sans" w:hAnsi="Open Sans"/>
+          <w:b w:val="0"/>
+          <w:i w:val="0"/>
+          <w:color w:val="59595B"/>
+          <w:sz w:val="22"/>
+        </w:rPr>
+        <w:t>RE: Service Cancellation -BST — 0.4h on 2026-03-26</w:t>
       </w:r>
     </w:p>
     <w:p/>
